--- a/docs/member-quickstart-ja.docx
+++ b/docs/member-quickstart-ja.docx
@@ -102,7 +102,7 @@
                 <w:color w:val="0B2545"/>
                 <w:sz w:val="21"/>
               </w:rPr>
-              <w:t>`main` と `leran_rule/` は触りません。共有するのは `shared-videos/` だけです。GitHub のログイン画面や実行許可が出たら、自分で承認します。</w:t>
+              <w:t>`main` と `leran_rule/` は触りません。共有するのは「完了動画共有フォルダ」`shared-videos/` だけです。GitHub のログイン画面や実行許可が出たら、自分で承認します。</w:t>
             </w:r>
           </w:p>
         </w:tc>
@@ -489,9 +489,13 @@
           <w:color w:val="0B2545"/>
           <w:sz w:val="18"/>
         </w:rPr>
-        <w:t>shared-videos/260712_01 だけを Git に追加してください。</w:t>
+        <w:t>完成動画を GitHub に共有してください。</w:t>
         <w:br/>
-        <w:t>commit、個人ブランチへの push、GitHub の PR 作成まで進めてください。</w:t>
+        <w:t>npm.cmd run codex:push-video -- 260712_01 を実行してください。</w:t>
+        <w:br/>
+        <w:t>shared-videos/260712_01 だけを commit・push してください。</w:t>
+        <w:br/>
+        <w:t>続けて GitHub の PR を作成してください。</w:t>
         <w:br/>
         <w:t>GitHub のログインや実行許可が必要なら止まって教えてください。</w:t>
       </w:r>

--- a/docs/member-quickstart-ja.docx
+++ b/docs/member-quickstart-ja.docx
@@ -364,11 +364,24 @@
     </w:p>
     <w:p>
       <w:pPr>
+        <w:spacing w:after="120"/>
+      </w:pPr>
+      <w:r>
+        <w:rPr>
+          <w:rFonts w:ascii="Calibri" w:hAnsi="Calibri" w:eastAsia="Yu Gothic"/>
+          <w:color w:val="0B2545"/>
+          <w:sz w:val="22"/>
+        </w:rPr>
+        <w:t>描画後に完成 MP4 が表示されたら、内容を確認して問題なければもう一度 `OK` と返します。</w:t>
+      </w:r>
+    </w:p>
+    <w:p>
+      <w:pPr>
         <w:pStyle w:val="Heading1"/>
         <w:keepNext/>
       </w:pPr>
       <w:r>
-        <w:t>4. 完成動画を共有用にする</w:t>
+        <w:t>4. 完成動画に `OK` を返す</w:t>
       </w:r>
     </w:p>
     <w:p>
@@ -381,88 +394,58 @@
           <w:color w:val="0B2545"/>
           <w:sz w:val="22"/>
         </w:rPr>
-        <w:t>動画の描画が完了したら、Codex に次を送ります。</w:t>
+        <w:t>完成 MP4 を確認し、問題なければ `OK` と返すだけで完了です。Codex が次を自動で行います。</w:t>
       </w:r>
     </w:p>
     <w:p>
       <w:pPr>
-        <w:pStyle w:val="GuideCode"/>
-        <w:ind w:left="259" w:right="259"/>
+        <w:spacing w:after="80"/>
+        <w:numPr>
+          <w:ilvl w:val="0"/>
+          <w:numId w:val="92"/>
+        </w:numPr>
       </w:pPr>
       <w:r>
         <w:rPr>
-          <w:rFonts w:ascii="Consolas" w:hAnsi="Consolas" w:eastAsia="Yu Gothic"/>
+          <w:rFonts w:ascii="Calibri" w:hAnsi="Calibri" w:eastAsia="Yu Gothic"/>
           <w:color w:val="0B2545"/>
-          <w:sz w:val="18"/>
+          <w:sz w:val="22"/>
         </w:rPr>
-        <w:t>project ID は 260712_01 です。</w:t>
-        <w:br/>
-        <w:t>共有用 MP4 を準備してください。npm.cmd run codex:share を実行し、shared-videos/260712_01/review-request.md を作ってください。</w:t>
-        <w:br/>
-        <w:t>まだ commit、push、PR 作成はしないでください。</w:t>
+        <w:t>`shared-videos/&lt;project-id&gt;/` への完成 MP4 の準備</w:t>
       </w:r>
-    </w:p>
-    <w:tbl>
-      <w:tblPr>
-        <w:tblW w:type="dxa" w:w="9360"/>
-        <w:jc w:val="left"/>
-        <w:tblLayout w:type="fixed"/>
-        <w:tblLook w:firstColumn="1" w:firstRow="1" w:lastColumn="0" w:lastRow="0" w:noHBand="0" w:noVBand="1" w:val="04A0"/>
-        <w:tblInd w:w="120" w:type="dxa"/>
-      </w:tblPr>
-      <w:tblGrid>
-        <w:gridCol w:w="9360"/>
-      </w:tblGrid>
-      <w:tr>
-        <w:tc>
-          <w:tcPr>
-            <w:tcW w:type="dxa" w:w="9360"/>
-            <w:tcMar>
-              <w:top w:w="80" w:type="dxa"/>
-              <w:bottom w:w="80" w:type="dxa"/>
-              <w:start w:w="120" w:type="dxa"/>
-              <w:end w:w="120" w:type="dxa"/>
-            </w:tcMar>
-            <w:vAlign w:val="center"/>
-            <w:shd w:fill="F4F6F9"/>
-          </w:tcPr>
-          <w:p>
-            <w:pPr>
-              <w:spacing w:after="0"/>
-            </w:pPr>
-            <w:r>
-              <w:rPr>
-                <w:rFonts w:ascii="Calibri" w:hAnsi="Calibri" w:eastAsia="Yu Gothic"/>
-                <w:b/>
-                <w:color w:val="1F4D78"/>
-                <w:sz w:val="21"/>
-              </w:rPr>
-              <w:t xml:space="preserve">重要: </w:t>
-            </w:r>
-            <w:r>
-              <w:rPr>
-                <w:rFonts w:ascii="Calibri" w:hAnsi="Calibri" w:eastAsia="Yu Gothic"/>
-                <w:color w:val="0B2545"/>
-                <w:sz w:val="21"/>
-              </w:rPr>
-              <w:t>共有用 MP4 の準備も自動ではありません。上のように頼めば Codex が実行します。</w:t>
-            </w:r>
-          </w:p>
-        </w:tc>
-      </w:tr>
-    </w:tbl>
-    <w:p>
-      <w:pPr>
-        <w:spacing w:after="0"/>
-      </w:pPr>
     </w:p>
     <w:p>
       <w:pPr>
-        <w:pStyle w:val="Heading1"/>
-        <w:keepNext/>
+        <w:spacing w:after="80"/>
+        <w:numPr>
+          <w:ilvl w:val="0"/>
+          <w:numId w:val="92"/>
+        </w:numPr>
       </w:pPr>
       <w:r>
-        <w:t>5. GitHub に送って PR を作る</w:t>
+        <w:rPr>
+          <w:rFonts w:ascii="Calibri" w:hAnsi="Calibri" w:eastAsia="Yu Gothic"/>
+          <w:color w:val="0B2545"/>
+          <w:sz w:val="22"/>
+        </w:rPr>
+        <w:t>その動画フォルダだけの commit・個人ブランチへの push</w:t>
+      </w:r>
+    </w:p>
+    <w:p>
+      <w:pPr>
+        <w:spacing w:after="80"/>
+        <w:numPr>
+          <w:ilvl w:val="0"/>
+          <w:numId w:val="92"/>
+        </w:numPr>
+      </w:pPr>
+      <w:r>
+        <w:rPr>
+          <w:rFonts w:ascii="Calibri" w:hAnsi="Calibri" w:eastAsia="Yu Gothic"/>
+          <w:color w:val="0B2545"/>
+          <w:sz w:val="22"/>
+        </w:rPr>
+        <w:t>オーナー確認用のドラフト PR 作成</w:t>
       </w:r>
     </w:p>
     <w:p>
@@ -475,42 +458,7 @@
           <w:color w:val="0B2545"/>
           <w:sz w:val="22"/>
         </w:rPr>
-        <w:t>内容を確認してから、Codex に次を送ります。</w:t>
-      </w:r>
-    </w:p>
-    <w:p>
-      <w:pPr>
-        <w:pStyle w:val="GuideCode"/>
-        <w:ind w:left="259" w:right="259"/>
-      </w:pPr>
-      <w:r>
-        <w:rPr>
-          <w:rFonts w:ascii="Consolas" w:hAnsi="Consolas" w:eastAsia="Yu Gothic"/>
-          <w:color w:val="0B2545"/>
-          <w:sz w:val="18"/>
-        </w:rPr>
-        <w:t>完成動画を GitHub に共有してください。</w:t>
-        <w:br/>
-        <w:t>npm.cmd run codex:push-video -- 260712_01 を実行してください。</w:t>
-        <w:br/>
-        <w:t>shared-videos/260712_01 だけを commit・push してください。</w:t>
-        <w:br/>
-        <w:t>続けて GitHub の PR を作成してください。</w:t>
-        <w:br/>
-        <w:t>GitHub のログインや実行許可が必要なら止まって教えてください。</w:t>
-      </w:r>
-    </w:p>
-    <w:p>
-      <w:pPr>
-        <w:spacing w:after="120"/>
-      </w:pPr>
-      <w:r>
-        <w:rPr>
-          <w:rFonts w:ascii="Calibri" w:hAnsi="Calibri" w:eastAsia="Yu Gothic"/>
-          <w:color w:val="0B2545"/>
-          <w:sz w:val="22"/>
-        </w:rPr>
-        <w:t>Codex は commit・push・PR 作成も頼めば実行できます。ただし、動画作成スキルだけでは自動実行されません。最終確認や GitHub のログインは自分で行います。</w:t>
+        <w:t>GitHub のログイン画面や実行許可が表示されたときだけ、自分で承認します。`leran_rule/` は共有・変更されません。</w:t>
       </w:r>
     </w:p>
     <w:p>
@@ -527,7 +475,7 @@
         <w:spacing w:after="80"/>
         <w:numPr>
           <w:ilvl w:val="0"/>
-          <w:numId w:val="92"/>
+          <w:numId w:val="93"/>
         </w:numPr>
       </w:pPr>
       <w:r>
@@ -544,7 +492,7 @@
         <w:spacing w:after="80"/>
         <w:numPr>
           <w:ilvl w:val="0"/>
-          <w:numId w:val="92"/>
+          <w:numId w:val="93"/>
         </w:numPr>
       </w:pPr>
       <w:r>
@@ -561,7 +509,7 @@
         <w:spacing w:after="80"/>
         <w:numPr>
           <w:ilvl w:val="0"/>
-          <w:numId w:val="92"/>
+          <w:numId w:val="93"/>
         </w:numPr>
       </w:pPr>
       <w:r>
@@ -578,7 +526,7 @@
         <w:spacing w:after="80"/>
         <w:numPr>
           <w:ilvl w:val="0"/>
-          <w:numId w:val="92"/>
+          <w:numId w:val="93"/>
         </w:numPr>
       </w:pPr>
       <w:r>
@@ -889,6 +837,24 @@
   </w:abstractNum>
   <w:num w:numId="92">
     <w:abstractNumId w:val="92"/>
+  </w:num>
+  <w:abstractNum w:abstractNumId="93">
+    <w:multiLevelType w:val="singleLevel"/>
+    <w:lvl w:ilvl="0">
+      <w:start w:val="1"/>
+      <w:numFmt w:val="bullet"/>
+      <w:lvlText w:val="•"/>
+      <w:lvlJc w:val="left"/>
+      <w:pPr>
+        <w:tabs>
+          <w:tab w:val="num" w:pos="540"/>
+        </w:tabs>
+        <w:ind w:left="540" w:hanging="270"/>
+      </w:pPr>
+    </w:lvl>
+  </w:abstractNum>
+  <w:num w:numId="93">
+    <w:abstractNumId w:val="93"/>
   </w:num>
 </w:numbering>
 </file>

--- a/docs/member-quickstart-ja.docx
+++ b/docs/member-quickstart-ja.docx
@@ -71,6 +71,9 @@
         <w:gridCol w:w="9360"/>
       </w:tblGrid>
       <w:tr>
+        <w:trPr>
+          <w:cantSplit/>
+        </w:trPr>
         <w:tc>
           <w:tcPr>
             <w:tcW w:type="dxa" w:w="9360"/>
@@ -138,6 +141,7 @@
     <w:p>
       <w:pPr>
         <w:pStyle w:val="GuideCode"/>
+        <w:keepLines/>
         <w:ind w:left="259" w:right="259"/>
       </w:pPr>
       <w:r>
@@ -201,6 +205,7 @@
     <w:p>
       <w:pPr>
         <w:pStyle w:val="GuideCode"/>
+        <w:keepLines/>
         <w:ind w:left="259" w:right="259"/>
       </w:pPr>
       <w:r>
@@ -234,6 +239,9 @@
         <w:gridCol w:w="9360"/>
       </w:tblGrid>
       <w:tr>
+        <w:trPr>
+          <w:cantSplit/>
+        </w:trPr>
         <w:tc>
           <w:tcPr>
             <w:tcW w:type="dxa" w:w="9360"/>
@@ -265,7 +273,7 @@
                 <w:color w:val="0B2545"/>
                 <w:sz w:val="21"/>
               </w:rPr>
-              <w:t>`$movie-create` は、project ID と同じ `video/&lt;project-id&gt;` の自分用ブランチを自動作成して切り替えます。自分でブランチ作成を頼む必要はありません。</w:t>
+              <w:t>`$movie-create` は、project ID と同じ `video/&lt;project-id&gt;` の自分用ブランチを自動作成して切り替えます。自分でブランチ作成を頼む必要はありません。アニメーションも固定パターンから選ばず、台本に合わせて毎回組み合わせます。</w:t>
             </w:r>
           </w:p>
         </w:tc>
@@ -300,6 +308,7 @@
     </w:p>
     <w:p>
       <w:pPr>
+        <w:keepNext/>
         <w:spacing w:after="80"/>
         <w:numPr>
           <w:ilvl w:val="0"/>
@@ -317,6 +326,7 @@
     </w:p>
     <w:p>
       <w:pPr>
+        <w:keepNext/>
         <w:spacing w:after="80"/>
         <w:numPr>
           <w:ilvl w:val="0"/>
@@ -334,6 +344,7 @@
     </w:p>
     <w:p>
       <w:pPr>
+        <w:keepNext w:val="0"/>
         <w:spacing w:after="80"/>
         <w:numPr>
           <w:ilvl w:val="0"/>
@@ -346,7 +357,7 @@
           <w:color w:val="0B2545"/>
           <w:sz w:val="22"/>
         </w:rPr>
-        <w:t>**アニメーション**: 表示順、動く方向、タイミングを確認します。</w:t>
+        <w:t>**アニメーション**: Codex が自動検査した後、「0〜1秒: タイトルを小さく拡大しながら表示」のような日本語の流れを示します。順番、強調、速さを確認します。</w:t>
       </w:r>
     </w:p>
     <w:p>
@@ -399,6 +410,7 @@
     </w:p>
     <w:p>
       <w:pPr>
+        <w:keepNext/>
         <w:spacing w:after="80"/>
         <w:numPr>
           <w:ilvl w:val="0"/>
@@ -411,11 +423,12 @@
           <w:color w:val="0B2545"/>
           <w:sz w:val="22"/>
         </w:rPr>
-        <w:t>`shared-videos/&lt;project-id&gt;/` への完成 MP4 の準備</w:t>
+        <w:t>`shared-videos/&lt;project-id&gt;/` への完成 MP4 と、台本・画像を含まないアニメーション要約の準備</w:t>
       </w:r>
     </w:p>
     <w:p>
       <w:pPr>
+        <w:keepNext/>
         <w:spacing w:after="80"/>
         <w:numPr>
           <w:ilvl w:val="0"/>
@@ -433,6 +446,7 @@
     </w:p>
     <w:p>
       <w:pPr>
+        <w:keepNext w:val="0"/>
         <w:spacing w:after="80"/>
         <w:numPr>
           <w:ilvl w:val="0"/>
@@ -458,7 +472,7 @@
           <w:color w:val="0B2545"/>
           <w:sz w:val="22"/>
         </w:rPr>
-        <w:t>GitHub のログイン画面や実行許可が表示されたときだけ、自分で承認します。`leran_rule/` は共有・変更されません。</w:t>
+        <w:t>GitHub のログイン画面や実行許可が表示されたときだけ、自分で承認します。`leran_rule/` は共有・変更されません。オーナーが動画を承認した後、Codex が学習案をオーナーへ提示し、オーナーが明示的に承認した内容だけが次回へ反映されます。</w:t>
       </w:r>
     </w:p>
     <w:p>
@@ -472,6 +486,7 @@
     </w:p>
     <w:p>
       <w:pPr>
+        <w:keepNext/>
         <w:spacing w:after="80"/>
         <w:numPr>
           <w:ilvl w:val="0"/>
@@ -489,6 +504,7 @@
     </w:p>
     <w:p>
       <w:pPr>
+        <w:keepNext/>
         <w:spacing w:after="80"/>
         <w:numPr>
           <w:ilvl w:val="0"/>
@@ -506,6 +522,7 @@
     </w:p>
     <w:p>
       <w:pPr>
+        <w:keepNext/>
         <w:spacing w:after="80"/>
         <w:numPr>
           <w:ilvl w:val="0"/>
@@ -523,6 +540,7 @@
     </w:p>
     <w:p>
       <w:pPr>
+        <w:keepNext w:val="0"/>
         <w:spacing w:after="80"/>
         <w:numPr>
           <w:ilvl w:val="0"/>
